--- a/Worksheets/Topic 4 Vocabulary Sheet.docx
+++ b/Worksheets/Topic 4 Vocabulary Sheet.docx
@@ -771,7 +771,18 @@
           <w:sz w:val="24"/>
           <w:szCs w:val="24"/>
         </w:rPr>
-        <w:t>68</w:t>
+        <w:t>8</w:t>
+      </w:r>
+      <w:r>
+        <w:rPr>
+          <w:rFonts w:ascii="Bahnschrift" w:hAnsi="Bahnschrift"/>
+          <w:b/>
+          <w:i/>
+          <w:iCs/>
+          <w:sz w:val="24"/>
+          <w:szCs w:val="24"/>
+        </w:rPr>
+        <w:t>8</w:t>
       </w:r>
     </w:p>
     <w:p>
@@ -795,21 +806,195 @@
           <w:sz w:val="24"/>
           <w:szCs w:val="24"/>
         </w:rPr>
-        <w:t>Computational Thinking</w:t>
-      </w:r>
-    </w:p>
-    <w:p>
-      <w:pPr>
-        <w:rPr>
-          <w:rFonts w:ascii="Bahnschrift" w:hAnsi="Bahnschrift"/>
-          <w:bCs/>
-          <w:sz w:val="24"/>
-          <w:szCs w:val="24"/>
-        </w:rPr>
-      </w:pPr>
-    </w:p>
-    <w:p>
-      <w:pPr>
+        <w:t>Construct a trace table for the following algorithm:</w:t>
+      </w:r>
+      <w:r>
+        <w:rPr>
+          <w:rFonts w:ascii="Bahnschrift" w:hAnsi="Bahnschrift"/>
+          <w:bCs/>
+          <w:sz w:val="24"/>
+          <w:szCs w:val="24"/>
+        </w:rPr>
+        <w:t xml:space="preserve"> [4]</w:t>
+      </w:r>
+    </w:p>
+    <w:p>
+      <w:pPr>
+        <w:ind w:left="720"/>
+        <w:rPr>
+          <w:rFonts w:ascii="Bahnschrift" w:hAnsi="Bahnschrift"/>
+          <w:bCs/>
+          <w:sz w:val="24"/>
+          <w:szCs w:val="24"/>
+        </w:rPr>
+      </w:pPr>
+      <w:r>
+        <w:rPr>
+          <w:rFonts w:ascii="Bahnschrift" w:hAnsi="Bahnschrift"/>
+          <w:bCs/>
+          <w:sz w:val="24"/>
+          <w:szCs w:val="24"/>
+        </w:rPr>
+        <w:t>A = 20</w:t>
+      </w:r>
+    </w:p>
+    <w:p>
+      <w:pPr>
+        <w:ind w:left="720"/>
+        <w:rPr>
+          <w:rFonts w:ascii="Bahnschrift" w:hAnsi="Bahnschrift"/>
+          <w:bCs/>
+          <w:sz w:val="24"/>
+          <w:szCs w:val="24"/>
+        </w:rPr>
+      </w:pPr>
+      <w:r>
+        <w:rPr>
+          <w:rFonts w:ascii="Bahnschrift" w:hAnsi="Bahnschrift"/>
+          <w:bCs/>
+          <w:sz w:val="24"/>
+          <w:szCs w:val="24"/>
+        </w:rPr>
+        <w:t>B=12</w:t>
+      </w:r>
+    </w:p>
+    <w:p>
+      <w:pPr>
+        <w:ind w:left="720"/>
+        <w:rPr>
+          <w:rFonts w:ascii="Bahnschrift" w:hAnsi="Bahnschrift"/>
+          <w:bCs/>
+          <w:sz w:val="24"/>
+          <w:szCs w:val="24"/>
+        </w:rPr>
+      </w:pPr>
+      <w:r>
+        <w:rPr>
+          <w:rFonts w:ascii="Bahnschrift" w:hAnsi="Bahnschrift"/>
+          <w:bCs/>
+          <w:sz w:val="24"/>
+          <w:szCs w:val="24"/>
+        </w:rPr>
+        <w:t>loop while B &gt; 0</w:t>
+      </w:r>
+    </w:p>
+    <w:p>
+      <w:pPr>
+        <w:ind w:left="720"/>
+        <w:rPr>
+          <w:rFonts w:ascii="Bahnschrift" w:hAnsi="Bahnschrift"/>
+          <w:bCs/>
+          <w:sz w:val="24"/>
+          <w:szCs w:val="24"/>
+        </w:rPr>
+      </w:pPr>
+      <w:r>
+        <w:rPr>
+          <w:rFonts w:ascii="Bahnschrift" w:hAnsi="Bahnschrift"/>
+          <w:bCs/>
+          <w:sz w:val="24"/>
+          <w:szCs w:val="24"/>
+        </w:rPr>
+        <w:tab/>
+        <w:t>TEMP = B</w:t>
+      </w:r>
+    </w:p>
+    <w:p>
+      <w:pPr>
+        <w:ind w:left="720"/>
+        <w:rPr>
+          <w:rFonts w:ascii="Bahnschrift" w:hAnsi="Bahnschrift"/>
+          <w:bCs/>
+          <w:sz w:val="24"/>
+          <w:szCs w:val="24"/>
+        </w:rPr>
+      </w:pPr>
+      <w:r>
+        <w:rPr>
+          <w:rFonts w:ascii="Bahnschrift" w:hAnsi="Bahnschrift"/>
+          <w:bCs/>
+          <w:sz w:val="24"/>
+          <w:szCs w:val="24"/>
+        </w:rPr>
+        <w:tab/>
+        <w:t>B = A mod B</w:t>
+      </w:r>
+    </w:p>
+    <w:p>
+      <w:pPr>
+        <w:ind w:left="720"/>
+        <w:rPr>
+          <w:rFonts w:ascii="Bahnschrift" w:hAnsi="Bahnschrift"/>
+          <w:bCs/>
+          <w:sz w:val="24"/>
+          <w:szCs w:val="24"/>
+        </w:rPr>
+      </w:pPr>
+      <w:r>
+        <w:rPr>
+          <w:rFonts w:ascii="Bahnschrift" w:hAnsi="Bahnschrift"/>
+          <w:bCs/>
+          <w:sz w:val="24"/>
+          <w:szCs w:val="24"/>
+        </w:rPr>
+        <w:tab/>
+        <w:t>A = TEMP</w:t>
+      </w:r>
+    </w:p>
+    <w:p>
+      <w:pPr>
+        <w:ind w:left="720"/>
+        <w:rPr>
+          <w:rFonts w:ascii="Bahnschrift" w:hAnsi="Bahnschrift"/>
+          <w:bCs/>
+          <w:sz w:val="24"/>
+          <w:szCs w:val="24"/>
+        </w:rPr>
+      </w:pPr>
+      <w:r>
+        <w:rPr>
+          <w:rFonts w:ascii="Bahnschrift" w:hAnsi="Bahnschrift"/>
+          <w:bCs/>
+          <w:sz w:val="24"/>
+          <w:szCs w:val="24"/>
+        </w:rPr>
+        <w:t>end loop</w:t>
+      </w:r>
+    </w:p>
+    <w:p>
+      <w:pPr>
+        <w:ind w:left="720"/>
+        <w:rPr>
+          <w:rFonts w:ascii="Bahnschrift" w:hAnsi="Bahnschrift"/>
+          <w:bCs/>
+          <w:sz w:val="24"/>
+          <w:szCs w:val="24"/>
+        </w:rPr>
+      </w:pPr>
+      <w:r>
+        <w:rPr>
+          <w:rFonts w:ascii="Bahnschrift" w:hAnsi="Bahnschrift"/>
+          <w:bCs/>
+          <w:sz w:val="24"/>
+          <w:szCs w:val="24"/>
+        </w:rPr>
+        <w:t>output(A)</w:t>
+      </w:r>
+    </w:p>
+    <w:p>
+      <w:pPr>
+        <w:ind w:left="720"/>
+        <w:rPr>
+          <w:rFonts w:ascii="Bahnschrift" w:hAnsi="Bahnschrift"/>
+          <w:bCs/>
+          <w:sz w:val="24"/>
+          <w:szCs w:val="24"/>
+        </w:rPr>
+      </w:pPr>
+    </w:p>
+    <w:p>
+      <w:pPr>
+        <w:ind w:left="720"/>
         <w:rPr>
           <w:rFonts w:ascii="Bahnschrift" w:hAnsi="Bahnschrift"/>
           <w:bCs/>
@@ -839,21 +1024,195 @@
           <w:sz w:val="24"/>
           <w:szCs w:val="24"/>
         </w:rPr>
-        <w:t>Thinking Procedurally</w:t>
-      </w:r>
-    </w:p>
-    <w:p>
-      <w:pPr>
-        <w:rPr>
-          <w:rFonts w:ascii="Bahnschrift" w:hAnsi="Bahnschrift"/>
-          <w:bCs/>
-          <w:sz w:val="24"/>
-          <w:szCs w:val="24"/>
-        </w:rPr>
-      </w:pPr>
-    </w:p>
-    <w:p>
-      <w:pPr>
+        <w:t>Construct a trace table for the following algorithm: [4]</w:t>
+      </w:r>
+    </w:p>
+    <w:p>
+      <w:pPr>
+        <w:ind w:left="720"/>
+        <w:rPr>
+          <w:rFonts w:ascii="Bahnschrift" w:hAnsi="Bahnschrift"/>
+          <w:bCs/>
+          <w:sz w:val="24"/>
+          <w:szCs w:val="24"/>
+        </w:rPr>
+      </w:pPr>
+      <w:r>
+        <w:rPr>
+          <w:rFonts w:ascii="Bahnschrift" w:hAnsi="Bahnschrift"/>
+          <w:bCs/>
+          <w:sz w:val="24"/>
+          <w:szCs w:val="24"/>
+        </w:rPr>
+        <w:t>N = 1216</w:t>
+      </w:r>
+    </w:p>
+    <w:p>
+      <w:pPr>
+        <w:ind w:left="720"/>
+        <w:rPr>
+          <w:rFonts w:ascii="Bahnschrift" w:hAnsi="Bahnschrift"/>
+          <w:bCs/>
+          <w:sz w:val="24"/>
+          <w:szCs w:val="24"/>
+        </w:rPr>
+      </w:pPr>
+      <w:r>
+        <w:rPr>
+          <w:rFonts w:ascii="Bahnschrift" w:hAnsi="Bahnschrift"/>
+          <w:bCs/>
+          <w:sz w:val="24"/>
+          <w:szCs w:val="24"/>
+        </w:rPr>
+        <w:t>X = 0</w:t>
+      </w:r>
+    </w:p>
+    <w:p>
+      <w:pPr>
+        <w:ind w:left="720"/>
+        <w:rPr>
+          <w:rFonts w:ascii="Bahnschrift" w:hAnsi="Bahnschrift"/>
+          <w:bCs/>
+          <w:sz w:val="24"/>
+          <w:szCs w:val="24"/>
+        </w:rPr>
+      </w:pPr>
+      <w:r>
+        <w:rPr>
+          <w:rFonts w:ascii="Bahnschrift" w:hAnsi="Bahnschrift"/>
+          <w:bCs/>
+          <w:sz w:val="24"/>
+          <w:szCs w:val="24"/>
+        </w:rPr>
+        <w:t>l</w:t>
+      </w:r>
+      <w:r>
+        <w:rPr>
+          <w:rFonts w:ascii="Bahnschrift" w:hAnsi="Bahnschrift"/>
+          <w:bCs/>
+          <w:sz w:val="24"/>
+          <w:szCs w:val="24"/>
+        </w:rPr>
+        <w:t>oop while N &gt; 0</w:t>
+      </w:r>
+    </w:p>
+    <w:p>
+      <w:pPr>
+        <w:ind w:left="720"/>
+        <w:rPr>
+          <w:rFonts w:ascii="Bahnschrift" w:hAnsi="Bahnschrift"/>
+          <w:bCs/>
+          <w:sz w:val="24"/>
+          <w:szCs w:val="24"/>
+        </w:rPr>
+      </w:pPr>
+      <w:r>
+        <w:rPr>
+          <w:rFonts w:ascii="Bahnschrift" w:hAnsi="Bahnschrift"/>
+          <w:bCs/>
+          <w:sz w:val="24"/>
+          <w:szCs w:val="24"/>
+        </w:rPr>
+        <w:lastRenderedPageBreak/>
+        <w:tab/>
+        <w:t>X = X + N mod 10</w:t>
+      </w:r>
+    </w:p>
+    <w:p>
+      <w:pPr>
+        <w:ind w:left="720"/>
+        <w:rPr>
+          <w:rFonts w:ascii="Bahnschrift" w:hAnsi="Bahnschrift"/>
+          <w:bCs/>
+          <w:sz w:val="24"/>
+          <w:szCs w:val="24"/>
+        </w:rPr>
+      </w:pPr>
+      <w:r>
+        <w:rPr>
+          <w:rFonts w:ascii="Bahnschrift" w:hAnsi="Bahnschrift"/>
+          <w:bCs/>
+          <w:sz w:val="24"/>
+          <w:szCs w:val="24"/>
+        </w:rPr>
+        <w:tab/>
+        <w:t>N</w:t>
+      </w:r>
+      <w:r>
+        <w:rPr>
+          <w:rFonts w:ascii="Bahnschrift" w:hAnsi="Bahnschrift"/>
+          <w:bCs/>
+          <w:sz w:val="24"/>
+          <w:szCs w:val="24"/>
+        </w:rPr>
+        <w:t xml:space="preserve"> = N div 10</w:t>
+      </w:r>
+    </w:p>
+    <w:p>
+      <w:pPr>
+        <w:ind w:left="720"/>
+        <w:rPr>
+          <w:rFonts w:ascii="Bahnschrift" w:hAnsi="Bahnschrift"/>
+          <w:bCs/>
+          <w:sz w:val="24"/>
+          <w:szCs w:val="24"/>
+        </w:rPr>
+      </w:pPr>
+      <w:r>
+        <w:rPr>
+          <w:rFonts w:ascii="Bahnschrift" w:hAnsi="Bahnschrift"/>
+          <w:bCs/>
+          <w:sz w:val="24"/>
+          <w:szCs w:val="24"/>
+        </w:rPr>
+        <w:t>end loop</w:t>
+      </w:r>
+    </w:p>
+    <w:p>
+      <w:pPr>
+        <w:ind w:left="720"/>
+        <w:rPr>
+          <w:rFonts w:ascii="Bahnschrift" w:hAnsi="Bahnschrift"/>
+          <w:bCs/>
+          <w:sz w:val="24"/>
+          <w:szCs w:val="24"/>
+        </w:rPr>
+      </w:pPr>
+      <w:r>
+        <w:rPr>
+          <w:rFonts w:ascii="Bahnschrift" w:hAnsi="Bahnschrift"/>
+          <w:bCs/>
+          <w:sz w:val="24"/>
+          <w:szCs w:val="24"/>
+        </w:rPr>
+        <w:t>output(X)</w:t>
+      </w:r>
+    </w:p>
+    <w:p>
+      <w:pPr>
+        <w:ind w:left="720"/>
+        <w:rPr>
+          <w:rFonts w:ascii="Bahnschrift" w:hAnsi="Bahnschrift"/>
+          <w:bCs/>
+          <w:sz w:val="24"/>
+          <w:szCs w:val="24"/>
+        </w:rPr>
+      </w:pPr>
+    </w:p>
+    <w:p>
+      <w:pPr>
+        <w:ind w:left="720"/>
+        <w:rPr>
+          <w:rFonts w:ascii="Bahnschrift" w:hAnsi="Bahnschrift"/>
+          <w:bCs/>
+          <w:sz w:val="24"/>
+          <w:szCs w:val="24"/>
+        </w:rPr>
+      </w:pPr>
+    </w:p>
+    <w:p>
+      <w:pPr>
+        <w:ind w:left="720"/>
         <w:rPr>
           <w:rFonts w:ascii="Bahnschrift" w:hAnsi="Bahnschrift"/>
           <w:bCs/>
@@ -883,21 +1242,716 @@
           <w:sz w:val="24"/>
           <w:szCs w:val="24"/>
         </w:rPr>
-        <w:t>Thinking Logically</w:t>
-      </w:r>
-    </w:p>
-    <w:p>
-      <w:pPr>
-        <w:rPr>
-          <w:rFonts w:ascii="Bahnschrift" w:hAnsi="Bahnschrift"/>
-          <w:bCs/>
-          <w:sz w:val="24"/>
-          <w:szCs w:val="24"/>
-        </w:rPr>
-      </w:pPr>
-    </w:p>
-    <w:p>
-      <w:pPr>
+        <w:t>There are 200 students in a school. Their names are held in a one-dimensional string array STUDENTS.</w:t>
+      </w:r>
+    </w:p>
+    <w:p>
+      <w:pPr>
+        <w:ind w:left="720"/>
+        <w:rPr>
+          <w:rFonts w:ascii="Bahnschrift" w:hAnsi="Bahnschrift"/>
+          <w:bCs/>
+          <w:sz w:val="24"/>
+          <w:szCs w:val="24"/>
+        </w:rPr>
+      </w:pPr>
+      <w:r>
+        <w:rPr>
+          <w:rFonts w:ascii="Bahnschrift" w:hAnsi="Bahnschrift"/>
+          <w:bCs/>
+          <w:sz w:val="24"/>
+          <w:szCs w:val="24"/>
+        </w:rPr>
+        <w:t>The one</w:t>
+      </w:r>
+      <w:r>
+        <w:rPr>
+          <w:rFonts w:ascii="Bahnschrift" w:hAnsi="Bahnschrift"/>
+          <w:bCs/>
+          <w:sz w:val="24"/>
+          <w:szCs w:val="24"/>
+        </w:rPr>
+        <w:t>-dimensional integer array MARKS stores marks(0–100 inclusive) that students</w:t>
+      </w:r>
+      <w:r>
+        <w:rPr>
+          <w:rFonts w:ascii="Bahnschrift" w:hAnsi="Bahnschrift"/>
+          <w:bCs/>
+          <w:sz w:val="24"/>
+          <w:szCs w:val="24"/>
+        </w:rPr>
+        <w:t xml:space="preserve"> </w:t>
+      </w:r>
+      <w:r>
+        <w:rPr>
+          <w:rFonts w:ascii="Bahnschrift" w:hAnsi="Bahnschrift"/>
+          <w:bCs/>
+          <w:sz w:val="24"/>
+          <w:szCs w:val="24"/>
+        </w:rPr>
+        <w:t>scored in an examination.</w:t>
+      </w:r>
+    </w:p>
+    <w:p>
+      <w:pPr>
+        <w:rPr>
+          <w:rFonts w:ascii="Bahnschrift" w:hAnsi="Bahnschrift"/>
+          <w:bCs/>
+          <w:sz w:val="24"/>
+          <w:szCs w:val="24"/>
+        </w:rPr>
+      </w:pPr>
+      <w:r>
+        <w:rPr>
+          <w:rFonts w:ascii="Bahnschrift" w:hAnsi="Bahnschrift"/>
+          <w:bCs/>
+          <w:sz w:val="24"/>
+          <w:szCs w:val="24"/>
+        </w:rPr>
+        <w:tab/>
+      </w:r>
+      <w:r>
+        <w:rPr>
+          <w:rFonts w:ascii="Bahnschrift" w:hAnsi="Bahnschrift"/>
+          <w:bCs/>
+          <w:sz w:val="24"/>
+          <w:szCs w:val="24"/>
+        </w:rPr>
+        <w:t>Figure 1: Example data stored in the two arrays STUDENTS and MARKS</w:t>
+      </w:r>
+    </w:p>
+    <w:p>
+      <w:pPr>
+        <w:rPr>
+          <w:rFonts w:ascii="Bahnschrift" w:hAnsi="Bahnschrift"/>
+          <w:bCs/>
+          <w:sz w:val="24"/>
+          <w:szCs w:val="24"/>
+        </w:rPr>
+      </w:pPr>
+      <w:r>
+        <w:rPr>
+          <w:rFonts w:ascii="Bahnschrift" w:hAnsi="Bahnschrift"/>
+          <w:bCs/>
+          <w:sz w:val="24"/>
+          <w:szCs w:val="24"/>
+        </w:rPr>
+        <w:drawing>
+          <wp:inline distT="0" distB="0" distL="0" distR="0" wp14:anchorId="177C3C6A" wp14:editId="14266270">
+            <wp:extent cx="2971953" cy="1949550"/>
+            <wp:effectExtent l="0" t="0" r="0" b="0"/>
+            <wp:docPr id="685362576" name="Picture 1"/>
+            <wp:cNvGraphicFramePr>
+              <a:graphicFrameLocks xmlns:a="http://schemas.openxmlformats.org/drawingml/2006/main" noChangeAspect="1"/>
+            </wp:cNvGraphicFramePr>
+            <a:graphic xmlns:a="http://schemas.openxmlformats.org/drawingml/2006/main">
+              <a:graphicData uri="http://schemas.openxmlformats.org/drawingml/2006/picture">
+                <pic:pic xmlns:pic="http://schemas.openxmlformats.org/drawingml/2006/picture">
+                  <pic:nvPicPr>
+                    <pic:cNvPr id="685362576" name=""/>
+                    <pic:cNvPicPr/>
+                  </pic:nvPicPr>
+                  <pic:blipFill>
+                    <a:blip r:embed="rId10"/>
+                    <a:stretch>
+                      <a:fillRect/>
+                    </a:stretch>
+                  </pic:blipFill>
+                  <pic:spPr>
+                    <a:xfrm>
+                      <a:off x="0" y="0"/>
+                      <a:ext cx="2971953" cy="1949550"/>
+                    </a:xfrm>
+                    <a:prstGeom prst="rect">
+                      <a:avLst/>
+                    </a:prstGeom>
+                  </pic:spPr>
+                </pic:pic>
+              </a:graphicData>
+            </a:graphic>
+          </wp:inline>
+        </w:drawing>
+      </w:r>
+    </w:p>
+    <w:p>
+      <w:pPr>
+        <w:ind w:left="720"/>
+        <w:rPr>
+          <w:rFonts w:ascii="Bahnschrift" w:hAnsi="Bahnschrift"/>
+          <w:bCs/>
+          <w:sz w:val="24"/>
+          <w:szCs w:val="24"/>
+        </w:rPr>
+      </w:pPr>
+      <w:r>
+        <w:rPr>
+          <w:rFonts w:ascii="Bahnschrift" w:hAnsi="Bahnschrift"/>
+          <w:bCs/>
+          <w:sz w:val="24"/>
+          <w:szCs w:val="24"/>
+        </w:rPr>
+        <w:t xml:space="preserve">The one-dimensional integer array GRADES will be used to store the grades awarded to students based on their examination marks. </w:t>
+      </w:r>
+    </w:p>
+    <w:p>
+      <w:pPr>
+        <w:ind w:left="720"/>
+        <w:rPr>
+          <w:rFonts w:ascii="Bahnschrift" w:hAnsi="Bahnschrift"/>
+          <w:bCs/>
+          <w:sz w:val="24"/>
+          <w:szCs w:val="24"/>
+        </w:rPr>
+      </w:pPr>
+      <w:r>
+        <w:rPr>
+          <w:rFonts w:ascii="Bahnschrift" w:hAnsi="Bahnschrift"/>
+          <w:bCs/>
+          <w:sz w:val="24"/>
+          <w:szCs w:val="24"/>
+        </w:rPr>
+        <w:t>In Figure 1, Boris Mount</w:t>
+      </w:r>
+      <w:r>
+        <w:rPr>
+          <w:rFonts w:ascii="Bahnschrift" w:hAnsi="Bahnschrift"/>
+          <w:bCs/>
+          <w:sz w:val="24"/>
+          <w:szCs w:val="24"/>
+        </w:rPr>
+        <w:t xml:space="preserve"> </w:t>
+      </w:r>
+      <w:r>
+        <w:rPr>
+          <w:rFonts w:ascii="Bahnschrift" w:hAnsi="Bahnschrift"/>
+          <w:bCs/>
+          <w:sz w:val="24"/>
+          <w:szCs w:val="24"/>
+        </w:rPr>
+        <w:t xml:space="preserve">scored 88 marks. His grade will be stored in GRADES[1]. </w:t>
+      </w:r>
+    </w:p>
+    <w:p>
+      <w:pPr>
+        <w:ind w:left="720"/>
+        <w:rPr>
+          <w:rFonts w:ascii="Bahnschrift" w:hAnsi="Bahnschrift"/>
+          <w:bCs/>
+          <w:sz w:val="24"/>
+          <w:szCs w:val="24"/>
+        </w:rPr>
+      </w:pPr>
+      <w:r>
+        <w:rPr>
+          <w:rFonts w:ascii="Bahnschrift" w:hAnsi="Bahnschrift"/>
+          <w:bCs/>
+          <w:sz w:val="24"/>
+          <w:szCs w:val="24"/>
+        </w:rPr>
+        <w:t>Consider the following algorithm that the school currently uses</w:t>
+      </w:r>
+      <w:r>
+        <w:rPr>
+          <w:rFonts w:ascii="Bahnschrift" w:hAnsi="Bahnschrift"/>
+          <w:bCs/>
+          <w:sz w:val="24"/>
+          <w:szCs w:val="24"/>
+        </w:rPr>
+        <w:t xml:space="preserve"> </w:t>
+      </w:r>
+      <w:r>
+        <w:rPr>
+          <w:rFonts w:ascii="Bahnschrift" w:hAnsi="Bahnschrift"/>
+          <w:bCs/>
+          <w:sz w:val="24"/>
+          <w:szCs w:val="24"/>
+        </w:rPr>
+        <w:t xml:space="preserve">for awarding grades: </w:t>
+      </w:r>
+    </w:p>
+    <w:p>
+      <w:pPr>
+        <w:ind w:left="720"/>
+        <w:rPr>
+          <w:rFonts w:ascii="Bahnschrift" w:hAnsi="Bahnschrift"/>
+          <w:bCs/>
+          <w:sz w:val="24"/>
+          <w:szCs w:val="24"/>
+        </w:rPr>
+      </w:pPr>
+      <w:r>
+        <w:rPr>
+          <w:rFonts w:ascii="Bahnschrift" w:hAnsi="Bahnschrift"/>
+          <w:bCs/>
+          <w:sz w:val="24"/>
+          <w:szCs w:val="24"/>
+        </w:rPr>
+        <w:t xml:space="preserve">loop K from 0 to 199 </w:t>
+      </w:r>
+    </w:p>
+    <w:p>
+      <w:pPr>
+        <w:ind w:left="720" w:firstLine="720"/>
+        <w:rPr>
+          <w:rFonts w:ascii="Bahnschrift" w:hAnsi="Bahnschrift"/>
+          <w:bCs/>
+          <w:sz w:val="24"/>
+          <w:szCs w:val="24"/>
+        </w:rPr>
+      </w:pPr>
+      <w:r>
+        <w:rPr>
+          <w:rFonts w:ascii="Bahnschrift" w:hAnsi="Bahnschrift"/>
+          <w:bCs/>
+          <w:sz w:val="24"/>
+          <w:szCs w:val="24"/>
+        </w:rPr>
+        <w:t xml:space="preserve">GRADES[K] = 1 + (MARKS[K] div 10) </w:t>
+      </w:r>
+    </w:p>
+    <w:p>
+      <w:pPr>
+        <w:ind w:left="720" w:firstLine="720"/>
+        <w:rPr>
+          <w:rFonts w:ascii="Bahnschrift" w:hAnsi="Bahnschrift"/>
+          <w:bCs/>
+          <w:sz w:val="24"/>
+          <w:szCs w:val="24"/>
+        </w:rPr>
+      </w:pPr>
+      <w:r>
+        <w:rPr>
+          <w:rFonts w:ascii="Bahnschrift" w:hAnsi="Bahnschrift"/>
+          <w:bCs/>
+          <w:sz w:val="24"/>
+          <w:szCs w:val="24"/>
+        </w:rPr>
+        <w:t xml:space="preserve">if GRADES[K] &gt;= 7 then </w:t>
+      </w:r>
+    </w:p>
+    <w:p>
+      <w:pPr>
+        <w:ind w:left="1440" w:firstLine="720"/>
+        <w:rPr>
+          <w:rFonts w:ascii="Bahnschrift" w:hAnsi="Bahnschrift"/>
+          <w:bCs/>
+          <w:sz w:val="24"/>
+          <w:szCs w:val="24"/>
+        </w:rPr>
+      </w:pPr>
+      <w:r>
+        <w:rPr>
+          <w:rFonts w:ascii="Bahnschrift" w:hAnsi="Bahnschrift"/>
+          <w:bCs/>
+          <w:sz w:val="24"/>
+          <w:szCs w:val="24"/>
+        </w:rPr>
+        <w:lastRenderedPageBreak/>
+        <w:t xml:space="preserve">GRADES[K] = 7 </w:t>
+      </w:r>
+    </w:p>
+    <w:p>
+      <w:pPr>
+        <w:ind w:left="1440"/>
+        <w:rPr>
+          <w:rFonts w:ascii="Bahnschrift" w:hAnsi="Bahnschrift"/>
+          <w:bCs/>
+          <w:sz w:val="24"/>
+          <w:szCs w:val="24"/>
+        </w:rPr>
+      </w:pPr>
+      <w:r>
+        <w:rPr>
+          <w:rFonts w:ascii="Bahnschrift" w:hAnsi="Bahnschrift"/>
+          <w:bCs/>
+          <w:sz w:val="24"/>
+          <w:szCs w:val="24"/>
+        </w:rPr>
+        <w:t xml:space="preserve">end if </w:t>
+      </w:r>
+    </w:p>
+    <w:p>
+      <w:pPr>
+        <w:ind w:left="720"/>
+        <w:rPr>
+          <w:rFonts w:ascii="Bahnschrift" w:hAnsi="Bahnschrift"/>
+          <w:bCs/>
+          <w:sz w:val="24"/>
+          <w:szCs w:val="24"/>
+        </w:rPr>
+      </w:pPr>
+      <w:r>
+        <w:rPr>
+          <w:rFonts w:ascii="Bahnschrift" w:hAnsi="Bahnschrift"/>
+          <w:bCs/>
+          <w:sz w:val="24"/>
+          <w:szCs w:val="24"/>
+        </w:rPr>
+        <w:t>end loop</w:t>
+      </w:r>
+    </w:p>
+    <w:p>
+      <w:pPr>
+        <w:ind w:left="720"/>
+        <w:rPr>
+          <w:rFonts w:ascii="Bahnschrift" w:hAnsi="Bahnschrift"/>
+          <w:bCs/>
+          <w:sz w:val="24"/>
+          <w:szCs w:val="24"/>
+        </w:rPr>
+      </w:pPr>
+      <w:r>
+        <w:rPr>
+          <w:rFonts w:ascii="Bahnschrift" w:hAnsi="Bahnschrift"/>
+          <w:bCs/>
+          <w:sz w:val="24"/>
+          <w:szCs w:val="24"/>
+        </w:rPr>
+        <w:t>Grade 1 is a failing grade. Each student who receives a failing grade must re-sit the examination.</w:t>
+      </w:r>
+    </w:p>
+    <w:p>
+      <w:pPr>
+        <w:pStyle w:val="ListParagraph"/>
+        <w:numPr>
+          <w:ilvl w:val="1"/>
+          <w:numId w:val="4"/>
+        </w:numPr>
+        <w:rPr>
+          <w:rFonts w:ascii="Bahnschrift" w:hAnsi="Bahnschrift"/>
+          <w:bCs/>
+          <w:sz w:val="24"/>
+          <w:szCs w:val="24"/>
+        </w:rPr>
+      </w:pPr>
+      <w:r>
+        <w:rPr>
+          <w:rFonts w:ascii="Bahnschrift" w:hAnsi="Bahnschrift"/>
+          <w:bCs/>
+          <w:sz w:val="24"/>
+          <w:szCs w:val="24"/>
+        </w:rPr>
+        <w:t>Construct an algorithm in pseudocode to fill the one-dimensional string array RESIT with the names of students who must re-sit the examination.</w:t>
+      </w:r>
+      <w:r>
+        <w:rPr>
+          <w:rFonts w:ascii="Bahnschrift" w:hAnsi="Bahnschrift"/>
+          <w:bCs/>
+          <w:sz w:val="24"/>
+          <w:szCs w:val="24"/>
+        </w:rPr>
+        <w:t xml:space="preserve"> [4]</w:t>
+      </w:r>
+    </w:p>
+    <w:p>
+      <w:pPr>
+        <w:ind w:left="360"/>
+        <w:rPr>
+          <w:rFonts w:ascii="Bahnschrift" w:hAnsi="Bahnschrift"/>
+          <w:bCs/>
+          <w:sz w:val="24"/>
+          <w:szCs w:val="24"/>
+        </w:rPr>
+      </w:pPr>
+      <w:r>
+        <w:rPr>
+          <w:rFonts w:ascii="Bahnschrift" w:hAnsi="Bahnschrift"/>
+          <w:bCs/>
+          <w:sz w:val="24"/>
+          <w:szCs w:val="24"/>
+        </w:rPr>
+        <w:br/>
+        <w:t>A different method of awarding grades is proposed for the examinations. This new grading system will use three grades represented by the letters A, B, and C.</w:t>
+      </w:r>
+    </w:p>
+    <w:p>
+      <w:pPr>
+        <w:ind w:left="360"/>
+        <w:rPr>
+          <w:rFonts w:ascii="Bahnschrift" w:hAnsi="Bahnschrift"/>
+          <w:bCs/>
+          <w:sz w:val="24"/>
+          <w:szCs w:val="24"/>
+        </w:rPr>
+      </w:pPr>
+      <w:r>
+        <w:rPr>
+          <w:rFonts w:ascii="Bahnschrift" w:hAnsi="Bahnschrift"/>
+          <w:bCs/>
+          <w:sz w:val="24"/>
+          <w:szCs w:val="24"/>
+        </w:rPr>
+        <w:t>Grades A, B, or C will be calculated as follows:</w:t>
+      </w:r>
+    </w:p>
+    <w:p>
+      <w:pPr>
+        <w:pStyle w:val="ListParagraph"/>
+        <w:numPr>
+          <w:ilvl w:val="0"/>
+          <w:numId w:val="23"/>
+        </w:numPr>
+        <w:rPr>
+          <w:rFonts w:ascii="Bahnschrift" w:hAnsi="Bahnschrift"/>
+          <w:bCs/>
+          <w:sz w:val="24"/>
+          <w:szCs w:val="24"/>
+        </w:rPr>
+      </w:pPr>
+      <w:r>
+        <w:rPr>
+          <w:rFonts w:ascii="Bahnschrift" w:hAnsi="Bahnschrift"/>
+          <w:bCs/>
+          <w:sz w:val="24"/>
+          <w:szCs w:val="24"/>
+        </w:rPr>
+        <w:t>The average mark for all students is calculated</w:t>
+      </w:r>
+    </w:p>
+    <w:p>
+      <w:pPr>
+        <w:pStyle w:val="ListParagraph"/>
+        <w:numPr>
+          <w:ilvl w:val="0"/>
+          <w:numId w:val="23"/>
+        </w:numPr>
+        <w:rPr>
+          <w:rFonts w:ascii="Bahnschrift" w:hAnsi="Bahnschrift"/>
+          <w:bCs/>
+          <w:sz w:val="24"/>
+          <w:szCs w:val="24"/>
+        </w:rPr>
+      </w:pPr>
+      <w:r>
+        <w:rPr>
+          <w:rFonts w:ascii="Bahnschrift" w:hAnsi="Bahnschrift"/>
+          <w:bCs/>
+          <w:sz w:val="24"/>
+          <w:szCs w:val="24"/>
+        </w:rPr>
+        <w:t>Grade A is awarded if an individual student’s marks are more than 20 marks above the average mark for all students</w:t>
+      </w:r>
+    </w:p>
+    <w:p>
+      <w:pPr>
+        <w:pStyle w:val="ListParagraph"/>
+        <w:numPr>
+          <w:ilvl w:val="0"/>
+          <w:numId w:val="23"/>
+        </w:numPr>
+        <w:rPr>
+          <w:rFonts w:ascii="Bahnschrift" w:hAnsi="Bahnschrift"/>
+          <w:bCs/>
+          <w:sz w:val="24"/>
+          <w:szCs w:val="24"/>
+        </w:rPr>
+      </w:pPr>
+      <w:r>
+        <w:rPr>
+          <w:rFonts w:ascii="Bahnschrift" w:hAnsi="Bahnschrift"/>
+          <w:bCs/>
+          <w:sz w:val="24"/>
+          <w:szCs w:val="24"/>
+        </w:rPr>
+        <w:t xml:space="preserve">Grade B is awarded if an individual student’s marks </w:t>
+      </w:r>
+      <w:r>
+        <w:rPr>
+          <w:rFonts w:ascii="Bahnschrift" w:hAnsi="Bahnschrift"/>
+          <w:bCs/>
+          <w:sz w:val="24"/>
+          <w:szCs w:val="24"/>
+        </w:rPr>
+        <w:t>are within 20 marks of the average mark for all students</w:t>
+      </w:r>
+    </w:p>
+    <w:p>
+      <w:pPr>
+        <w:pStyle w:val="ListParagraph"/>
+        <w:numPr>
+          <w:ilvl w:val="0"/>
+          <w:numId w:val="23"/>
+        </w:numPr>
+        <w:rPr>
+          <w:rFonts w:ascii="Bahnschrift" w:hAnsi="Bahnschrift"/>
+          <w:bCs/>
+          <w:sz w:val="24"/>
+          <w:szCs w:val="24"/>
+        </w:rPr>
+      </w:pPr>
+      <w:r>
+        <w:rPr>
+          <w:rFonts w:ascii="Bahnschrift" w:hAnsi="Bahnschrift"/>
+          <w:bCs/>
+          <w:sz w:val="24"/>
+          <w:szCs w:val="24"/>
+        </w:rPr>
+        <w:t>Grade C is awarded if an individual student’s marks are more than 20 marks below the average mark for all students</w:t>
+      </w:r>
+    </w:p>
+    <w:p>
+      <w:pPr>
+        <w:ind w:left="360"/>
+        <w:rPr>
+          <w:rFonts w:ascii="Bahnschrift" w:hAnsi="Bahnschrift"/>
+          <w:bCs/>
+          <w:sz w:val="24"/>
+          <w:szCs w:val="24"/>
+        </w:rPr>
+      </w:pPr>
+      <w:r>
+        <w:rPr>
+          <w:rFonts w:ascii="Bahnschrift" w:hAnsi="Bahnschrift"/>
+          <w:bCs/>
+          <w:sz w:val="24"/>
+          <w:szCs w:val="24"/>
+        </w:rPr>
+        <w:t>For example</w:t>
+      </w:r>
+      <w:r>
+        <w:rPr>
+          <w:rFonts w:ascii="Bahnschrift" w:hAnsi="Bahnschrift"/>
+          <w:bCs/>
+          <w:sz w:val="24"/>
+          <w:szCs w:val="24"/>
+        </w:rPr>
+        <w:t>, if the average mark for all students is 49.5:</w:t>
+      </w:r>
+    </w:p>
+    <w:p>
+      <w:pPr>
+        <w:pStyle w:val="ListParagraph"/>
+        <w:numPr>
+          <w:ilvl w:val="0"/>
+          <w:numId w:val="24"/>
+        </w:numPr>
+        <w:rPr>
+          <w:rFonts w:ascii="Bahnschrift" w:hAnsi="Bahnschrift"/>
+          <w:bCs/>
+          <w:sz w:val="24"/>
+          <w:szCs w:val="24"/>
+        </w:rPr>
+      </w:pPr>
+      <w:r>
+        <w:rPr>
+          <w:rFonts w:ascii="Bahnschrift" w:hAnsi="Bahnschrift"/>
+          <w:bCs/>
+          <w:sz w:val="24"/>
+          <w:szCs w:val="24"/>
+        </w:rPr>
+        <w:t>Grade A is awarded if a student’s marks are greater than 69.5</w:t>
+      </w:r>
+    </w:p>
+    <w:p>
+      <w:pPr>
+        <w:pStyle w:val="ListParagraph"/>
+        <w:numPr>
+          <w:ilvl w:val="0"/>
+          <w:numId w:val="24"/>
+        </w:numPr>
+        <w:rPr>
+          <w:rFonts w:ascii="Bahnschrift" w:hAnsi="Bahnschrift"/>
+          <w:bCs/>
+          <w:sz w:val="24"/>
+          <w:szCs w:val="24"/>
+        </w:rPr>
+      </w:pPr>
+      <w:r>
+        <w:rPr>
+          <w:rFonts w:ascii="Bahnschrift" w:hAnsi="Bahnschrift"/>
+          <w:bCs/>
+          <w:sz w:val="24"/>
+          <w:szCs w:val="24"/>
+        </w:rPr>
+        <w:t>Grade B is awarded if a student’s marks are in the range from 29.5 to 69.5</w:t>
+      </w:r>
+    </w:p>
+    <w:p>
+      <w:pPr>
+        <w:pStyle w:val="ListParagraph"/>
+        <w:numPr>
+          <w:ilvl w:val="0"/>
+          <w:numId w:val="24"/>
+        </w:numPr>
+        <w:rPr>
+          <w:rFonts w:ascii="Bahnschrift" w:hAnsi="Bahnschrift"/>
+          <w:bCs/>
+          <w:sz w:val="24"/>
+          <w:szCs w:val="24"/>
+        </w:rPr>
+      </w:pPr>
+      <w:r>
+        <w:rPr>
+          <w:rFonts w:ascii="Bahnschrift" w:hAnsi="Bahnschrift"/>
+          <w:bCs/>
+          <w:sz w:val="24"/>
+          <w:szCs w:val="24"/>
+        </w:rPr>
+        <w:t>Grade C is awarded if a student’s marks are less than 29.5</w:t>
+      </w:r>
+    </w:p>
+    <w:p>
+      <w:pPr>
+        <w:rPr>
+          <w:rFonts w:ascii="Bahnschrift" w:hAnsi="Bahnschrift"/>
+          <w:bCs/>
+          <w:sz w:val="24"/>
+          <w:szCs w:val="24"/>
+        </w:rPr>
+      </w:pPr>
+    </w:p>
+    <w:p>
+      <w:pPr>
+        <w:pStyle w:val="ListParagraph"/>
+        <w:numPr>
+          <w:ilvl w:val="1"/>
+          <w:numId w:val="4"/>
+        </w:numPr>
+        <w:rPr>
+          <w:rFonts w:ascii="Bahnschrift" w:hAnsi="Bahnschrift"/>
+          <w:bCs/>
+          <w:sz w:val="24"/>
+          <w:szCs w:val="24"/>
+        </w:rPr>
+      </w:pPr>
+      <w:r>
+        <w:rPr>
+          <w:rFonts w:ascii="Bahnschrift" w:hAnsi="Bahnschrift"/>
+          <w:bCs/>
+          <w:sz w:val="24"/>
+          <w:szCs w:val="24"/>
+        </w:rPr>
+        <w:t>Construct an algorithm in pseudocode to calculate and store the letter grades of all students in the one-dimensional string array LETTERGRADES as described. [7]</w:t>
+      </w:r>
+    </w:p>
+    <w:p>
+      <w:pPr>
+        <w:rPr>
+          <w:rFonts w:ascii="Bahnschrift" w:hAnsi="Bahnschrift"/>
+          <w:bCs/>
+          <w:sz w:val="24"/>
+          <w:szCs w:val="24"/>
+        </w:rPr>
+      </w:pPr>
+    </w:p>
+    <w:p>
+      <w:pPr>
+        <w:pStyle w:val="ListParagraph"/>
+        <w:numPr>
+          <w:ilvl w:val="1"/>
+          <w:numId w:val="4"/>
+        </w:numPr>
+        <w:rPr>
+          <w:rFonts w:ascii="Bahnschrift" w:hAnsi="Bahnschrift"/>
+          <w:bCs/>
+          <w:sz w:val="24"/>
+          <w:szCs w:val="24"/>
+        </w:rPr>
+      </w:pPr>
+    </w:p>
+    <w:p>
+      <w:pPr>
+        <w:ind w:left="720"/>
         <w:rPr>
           <w:rFonts w:ascii="Bahnschrift" w:hAnsi="Bahnschrift"/>
           <w:bCs/>
@@ -927,7 +1981,8 @@
           <w:sz w:val="24"/>
           <w:szCs w:val="24"/>
         </w:rPr>
-        <w:t>Thinking Ahead</w:t>
+        <w:lastRenderedPageBreak/>
+        <w:t>Computational Thinking</w:t>
       </w:r>
     </w:p>
     <w:p>
@@ -971,7 +2026,7 @@
           <w:sz w:val="24"/>
           <w:szCs w:val="24"/>
         </w:rPr>
-        <w:t>Thinking Concurrently</w:t>
+        <w:t>Thinking Procedurally</w:t>
       </w:r>
     </w:p>
     <w:p>
@@ -1015,8 +2070,7 @@
           <w:sz w:val="24"/>
           <w:szCs w:val="24"/>
         </w:rPr>
-        <w:lastRenderedPageBreak/>
-        <w:t>Thinking Abstractly</w:t>
+        <w:t>Thinking Logically</w:t>
       </w:r>
     </w:p>
     <w:p>
@@ -1060,7 +2114,7 @@
           <w:sz w:val="24"/>
           <w:szCs w:val="24"/>
         </w:rPr>
-        <w:t>Recursion (Thinking Recursively)</w:t>
+        <w:t>Thinking Ahead</w:t>
       </w:r>
     </w:p>
     <w:p>
@@ -1104,7 +2158,7 @@
           <w:sz w:val="24"/>
           <w:szCs w:val="24"/>
         </w:rPr>
-        <w:t>Procedure</w:t>
+        <w:t>Thinking Concurrently</w:t>
       </w:r>
     </w:p>
     <w:p>
@@ -1148,7 +2202,7 @@
           <w:sz w:val="24"/>
           <w:szCs w:val="24"/>
         </w:rPr>
-        <w:t>Sub-procedure</w:t>
+        <w:t>Thinking Abstractly</w:t>
       </w:r>
     </w:p>
     <w:p>
@@ -1192,7 +2246,7 @@
           <w:sz w:val="24"/>
           <w:szCs w:val="24"/>
         </w:rPr>
-        <w:t>Identifier</w:t>
+        <w:t>Recursion (Thinking Recursively)</w:t>
       </w:r>
     </w:p>
     <w:p>
@@ -1236,7 +2290,7 @@
           <w:sz w:val="24"/>
           <w:szCs w:val="24"/>
         </w:rPr>
-        <w:t xml:space="preserve">Condition </w:t>
+        <w:t>List three advantages of using sub-programs [3]</w:t>
       </w:r>
     </w:p>
     <w:p>
@@ -1280,7 +2334,8 @@
           <w:sz w:val="24"/>
           <w:szCs w:val="24"/>
         </w:rPr>
-        <w:t>Pre-condition</w:t>
+        <w:lastRenderedPageBreak/>
+        <w:t>Identifier</w:t>
       </w:r>
     </w:p>
     <w:p>
@@ -1324,7 +2379,7 @@
           <w:sz w:val="24"/>
           <w:szCs w:val="24"/>
         </w:rPr>
-        <w:t>Post-condition</w:t>
+        <w:t xml:space="preserve">Condition </w:t>
       </w:r>
     </w:p>
     <w:p>
@@ -1368,8 +2423,7 @@
           <w:sz w:val="24"/>
           <w:szCs w:val="24"/>
         </w:rPr>
-        <w:lastRenderedPageBreak/>
-        <w:t>Exception</w:t>
+        <w:t>Pre-condition</w:t>
       </w:r>
     </w:p>
     <w:p>
@@ -1413,7 +2467,7 @@
           <w:sz w:val="24"/>
           <w:szCs w:val="24"/>
         </w:rPr>
-        <w:t>Gantt Chart</w:t>
+        <w:t>Post-condition</w:t>
       </w:r>
     </w:p>
     <w:p>
@@ -1457,7 +2511,7 @@
           <w:sz w:val="24"/>
           <w:szCs w:val="24"/>
         </w:rPr>
-        <w:t>Decision</w:t>
+        <w:t>Exception</w:t>
       </w:r>
     </w:p>
     <w:p>
@@ -1501,16 +2555,7 @@
           <w:sz w:val="24"/>
           <w:szCs w:val="24"/>
         </w:rPr>
-        <w:t>Boolean Operators</w:t>
-      </w:r>
-      <w:r>
-        <w:rPr>
-          <w:rFonts w:ascii="Bahnschrift" w:hAnsi="Bahnschrift"/>
-          <w:bCs/>
-          <w:sz w:val="24"/>
-          <w:szCs w:val="24"/>
-        </w:rPr>
-        <w:t xml:space="preserve"> (AND, OR, NOT)</w:t>
+        <w:t>Gantt Chart</w:t>
       </w:r>
     </w:p>
     <w:p>
@@ -1554,7 +2599,7 @@
           <w:sz w:val="24"/>
           <w:szCs w:val="24"/>
         </w:rPr>
-        <w:t>IF…THEN…ELSE</w:t>
+        <w:t>Decision</w:t>
       </w:r>
     </w:p>
     <w:p>
@@ -1598,7 +2643,16 @@
           <w:sz w:val="24"/>
           <w:szCs w:val="24"/>
         </w:rPr>
-        <w:t>Iteration (Looping)</w:t>
+        <w:t>Boolean Operators</w:t>
+      </w:r>
+      <w:r>
+        <w:rPr>
+          <w:rFonts w:ascii="Bahnschrift" w:hAnsi="Bahnschrift"/>
+          <w:bCs/>
+          <w:sz w:val="24"/>
+          <w:szCs w:val="24"/>
+        </w:rPr>
+        <w:t xml:space="preserve"> (AND, OR, NOT)</w:t>
       </w:r>
     </w:p>
     <w:p>
@@ -1642,7 +2696,8 @@
           <w:sz w:val="24"/>
           <w:szCs w:val="24"/>
         </w:rPr>
-        <w:t>For Loop</w:t>
+        <w:lastRenderedPageBreak/>
+        <w:t>IF…THEN…ELSE</w:t>
       </w:r>
     </w:p>
     <w:p>
@@ -1686,7 +2741,7 @@
           <w:sz w:val="24"/>
           <w:szCs w:val="24"/>
         </w:rPr>
-        <w:t>While Loop</w:t>
+        <w:t>Iteration (Looping)</w:t>
       </w:r>
     </w:p>
     <w:p>
@@ -1730,8 +2785,7 @@
           <w:sz w:val="24"/>
           <w:szCs w:val="24"/>
         </w:rPr>
-        <w:lastRenderedPageBreak/>
-        <w:t>Linear Array</w:t>
+        <w:t>For Loop</w:t>
       </w:r>
     </w:p>
     <w:p>
@@ -1775,7 +2829,7 @@
           <w:sz w:val="24"/>
           <w:szCs w:val="24"/>
         </w:rPr>
-        <w:t>Index</w:t>
+        <w:t>While Loop</w:t>
       </w:r>
     </w:p>
     <w:p>
@@ -1819,7 +2873,7 @@
           <w:sz w:val="24"/>
           <w:szCs w:val="24"/>
         </w:rPr>
-        <w:t>Collection</w:t>
+        <w:t>Linear Array</w:t>
       </w:r>
     </w:p>
     <w:p>
@@ -1863,7 +2917,7 @@
           <w:sz w:val="24"/>
           <w:szCs w:val="24"/>
         </w:rPr>
-        <w:t>Sequential Search (Linear Search)</w:t>
+        <w:t>Index</w:t>
       </w:r>
     </w:p>
     <w:p>
@@ -1907,7 +2961,7 @@
           <w:sz w:val="24"/>
           <w:szCs w:val="24"/>
         </w:rPr>
-        <w:t>Binary Search</w:t>
+        <w:t>State two characteristics of a collection [2]</w:t>
       </w:r>
     </w:p>
     <w:p>
@@ -1951,7 +3005,7 @@
           <w:sz w:val="24"/>
           <w:szCs w:val="24"/>
         </w:rPr>
-        <w:t>Bubble Sort</w:t>
+        <w:t>Describe the hasNext() operation/function for a collection [2]</w:t>
       </w:r>
     </w:p>
     <w:p>
@@ -1995,7 +3049,8 @@
           <w:sz w:val="24"/>
           <w:szCs w:val="24"/>
         </w:rPr>
-        <w:t>Selection Sort</w:t>
+        <w:lastRenderedPageBreak/>
+        <w:t>Sequential Search (Linear Search)</w:t>
       </w:r>
     </w:p>
     <w:p>
@@ -2039,7 +3094,7 @@
           <w:sz w:val="24"/>
           <w:szCs w:val="24"/>
         </w:rPr>
-        <w:t>Pseudocode</w:t>
+        <w:t>Binary Search</w:t>
       </w:r>
     </w:p>
     <w:p>
@@ -2083,8 +3138,7 @@
           <w:sz w:val="24"/>
           <w:szCs w:val="24"/>
         </w:rPr>
-        <w:lastRenderedPageBreak/>
-        <w:t>Working Code</w:t>
+        <w:t>Bubble Sort</w:t>
       </w:r>
     </w:p>
     <w:p>
@@ -2128,7 +3182,7 @@
           <w:sz w:val="24"/>
           <w:szCs w:val="24"/>
         </w:rPr>
-        <w:t>Trace (Dry Run)</w:t>
+        <w:t>Selection Sort</w:t>
       </w:r>
     </w:p>
     <w:p>
@@ -2172,7 +3226,7 @@
           <w:sz w:val="24"/>
           <w:szCs w:val="24"/>
         </w:rPr>
-        <w:t>Abstraction</w:t>
+        <w:t>Pseudocode</w:t>
       </w:r>
     </w:p>
     <w:p>
@@ -2216,6 +3270,139 @@
           <w:sz w:val="24"/>
           <w:szCs w:val="24"/>
         </w:rPr>
+        <w:t>Working Code</w:t>
+      </w:r>
+    </w:p>
+    <w:p>
+      <w:pPr>
+        <w:rPr>
+          <w:rFonts w:ascii="Bahnschrift" w:hAnsi="Bahnschrift"/>
+          <w:bCs/>
+          <w:sz w:val="24"/>
+          <w:szCs w:val="24"/>
+        </w:rPr>
+      </w:pPr>
+    </w:p>
+    <w:p>
+      <w:pPr>
+        <w:rPr>
+          <w:rFonts w:ascii="Bahnschrift" w:hAnsi="Bahnschrift"/>
+          <w:bCs/>
+          <w:sz w:val="24"/>
+          <w:szCs w:val="24"/>
+        </w:rPr>
+      </w:pPr>
+    </w:p>
+    <w:p>
+      <w:pPr>
+        <w:pStyle w:val="ListParagraph"/>
+        <w:numPr>
+          <w:ilvl w:val="0"/>
+          <w:numId w:val="4"/>
+        </w:numPr>
+        <w:rPr>
+          <w:rFonts w:ascii="Bahnschrift" w:hAnsi="Bahnschrift"/>
+          <w:bCs/>
+          <w:sz w:val="24"/>
+          <w:szCs w:val="24"/>
+        </w:rPr>
+      </w:pPr>
+      <w:r>
+        <w:rPr>
+          <w:rFonts w:ascii="Bahnschrift" w:hAnsi="Bahnschrift"/>
+          <w:bCs/>
+          <w:sz w:val="24"/>
+          <w:szCs w:val="24"/>
+        </w:rPr>
+        <w:t>Trace (Dry Run)</w:t>
+      </w:r>
+    </w:p>
+    <w:p>
+      <w:pPr>
+        <w:rPr>
+          <w:rFonts w:ascii="Bahnschrift" w:hAnsi="Bahnschrift"/>
+          <w:bCs/>
+          <w:sz w:val="24"/>
+          <w:szCs w:val="24"/>
+        </w:rPr>
+      </w:pPr>
+    </w:p>
+    <w:p>
+      <w:pPr>
+        <w:rPr>
+          <w:rFonts w:ascii="Bahnschrift" w:hAnsi="Bahnschrift"/>
+          <w:bCs/>
+          <w:sz w:val="24"/>
+          <w:szCs w:val="24"/>
+        </w:rPr>
+      </w:pPr>
+    </w:p>
+    <w:p>
+      <w:pPr>
+        <w:pStyle w:val="ListParagraph"/>
+        <w:numPr>
+          <w:ilvl w:val="0"/>
+          <w:numId w:val="4"/>
+        </w:numPr>
+        <w:rPr>
+          <w:rFonts w:ascii="Bahnschrift" w:hAnsi="Bahnschrift"/>
+          <w:bCs/>
+          <w:sz w:val="24"/>
+          <w:szCs w:val="24"/>
+        </w:rPr>
+      </w:pPr>
+      <w:r>
+        <w:rPr>
+          <w:rFonts w:ascii="Bahnschrift" w:hAnsi="Bahnschrift"/>
+          <w:bCs/>
+          <w:sz w:val="24"/>
+          <w:szCs w:val="24"/>
+        </w:rPr>
+        <w:t>Abstraction</w:t>
+      </w:r>
+    </w:p>
+    <w:p>
+      <w:pPr>
+        <w:rPr>
+          <w:rFonts w:ascii="Bahnschrift" w:hAnsi="Bahnschrift"/>
+          <w:bCs/>
+          <w:sz w:val="24"/>
+          <w:szCs w:val="24"/>
+        </w:rPr>
+      </w:pPr>
+    </w:p>
+    <w:p>
+      <w:pPr>
+        <w:rPr>
+          <w:rFonts w:ascii="Bahnschrift" w:hAnsi="Bahnschrift"/>
+          <w:bCs/>
+          <w:sz w:val="24"/>
+          <w:szCs w:val="24"/>
+        </w:rPr>
+      </w:pPr>
+    </w:p>
+    <w:p>
+      <w:pPr>
+        <w:pStyle w:val="ListParagraph"/>
+        <w:numPr>
+          <w:ilvl w:val="0"/>
+          <w:numId w:val="4"/>
+        </w:numPr>
+        <w:rPr>
+          <w:rFonts w:ascii="Bahnschrift" w:hAnsi="Bahnschrift"/>
+          <w:bCs/>
+          <w:sz w:val="24"/>
+          <w:szCs w:val="24"/>
+        </w:rPr>
+      </w:pPr>
+      <w:r>
+        <w:rPr>
+          <w:rFonts w:ascii="Bahnschrift" w:hAnsi="Bahnschrift"/>
+          <w:bCs/>
+          <w:sz w:val="24"/>
+          <w:szCs w:val="24"/>
+        </w:rPr>
+        <w:lastRenderedPageBreak/>
         <w:t>Modularity</w:t>
       </w:r>
     </w:p>
@@ -2412,6 +3599,119 @@
     </w:lvl>
   </w:abstractNum>
   <w:abstractNum w:abstractNumId="1" w15:restartNumberingAfterBreak="0">
+    <w:nsid w:val="0BE159C1"/>
+    <w:multiLevelType w:val="hybridMultilevel"/>
+    <w:tmpl w:val="2ABCB668"/>
+    <w:lvl w:ilvl="0" w:tplc="04090001">
+      <w:start w:val="1"/>
+      <w:numFmt w:val="bullet"/>
+      <w:lvlText w:val=""/>
+      <w:lvlJc w:val="left"/>
+      <w:pPr>
+        <w:ind w:left="1080" w:hanging="360"/>
+      </w:pPr>
+      <w:rPr>
+        <w:rFonts w:ascii="Symbol" w:hAnsi="Symbol" w:hint="default"/>
+      </w:rPr>
+    </w:lvl>
+    <w:lvl w:ilvl="1" w:tplc="04090003" w:tentative="1">
+      <w:start w:val="1"/>
+      <w:numFmt w:val="bullet"/>
+      <w:lvlText w:val="o"/>
+      <w:lvlJc w:val="left"/>
+      <w:pPr>
+        <w:ind w:left="1800" w:hanging="360"/>
+      </w:pPr>
+      <w:rPr>
+        <w:rFonts w:ascii="Courier New" w:hAnsi="Courier New" w:cs="Courier New" w:hint="default"/>
+      </w:rPr>
+    </w:lvl>
+    <w:lvl w:ilvl="2" w:tplc="04090005" w:tentative="1">
+      <w:start w:val="1"/>
+      <w:numFmt w:val="bullet"/>
+      <w:lvlText w:val=""/>
+      <w:lvlJc w:val="left"/>
+      <w:pPr>
+        <w:ind w:left="2520" w:hanging="360"/>
+      </w:pPr>
+      <w:rPr>
+        <w:rFonts w:ascii="Wingdings" w:hAnsi="Wingdings" w:hint="default"/>
+      </w:rPr>
+    </w:lvl>
+    <w:lvl w:ilvl="3" w:tplc="04090001" w:tentative="1">
+      <w:start w:val="1"/>
+      <w:numFmt w:val="bullet"/>
+      <w:lvlText w:val=""/>
+      <w:lvlJc w:val="left"/>
+      <w:pPr>
+        <w:ind w:left="3240" w:hanging="360"/>
+      </w:pPr>
+      <w:rPr>
+        <w:rFonts w:ascii="Symbol" w:hAnsi="Symbol" w:hint="default"/>
+      </w:rPr>
+    </w:lvl>
+    <w:lvl w:ilvl="4" w:tplc="04090003" w:tentative="1">
+      <w:start w:val="1"/>
+      <w:numFmt w:val="bullet"/>
+      <w:lvlText w:val="o"/>
+      <w:lvlJc w:val="left"/>
+      <w:pPr>
+        <w:ind w:left="3960" w:hanging="360"/>
+      </w:pPr>
+      <w:rPr>
+        <w:rFonts w:ascii="Courier New" w:hAnsi="Courier New" w:cs="Courier New" w:hint="default"/>
+      </w:rPr>
+    </w:lvl>
+    <w:lvl w:ilvl="5" w:tplc="04090005" w:tentative="1">
+      <w:start w:val="1"/>
+      <w:numFmt w:val="bullet"/>
+      <w:lvlText w:val=""/>
+      <w:lvlJc w:val="left"/>
+      <w:pPr>
+        <w:ind w:left="4680" w:hanging="360"/>
+      </w:pPr>
+      <w:rPr>
+        <w:rFonts w:ascii="Wingdings" w:hAnsi="Wingdings" w:hint="default"/>
+      </w:rPr>
+    </w:lvl>
+    <w:lvl w:ilvl="6" w:tplc="04090001" w:tentative="1">
+      <w:start w:val="1"/>
+      <w:numFmt w:val="bullet"/>
+      <w:lvlText w:val=""/>
+      <w:lvlJc w:val="left"/>
+      <w:pPr>
+        <w:ind w:left="5400" w:hanging="360"/>
+      </w:pPr>
+      <w:rPr>
+        <w:rFonts w:ascii="Symbol" w:hAnsi="Symbol" w:hint="default"/>
+      </w:rPr>
+    </w:lvl>
+    <w:lvl w:ilvl="7" w:tplc="04090003" w:tentative="1">
+      <w:start w:val="1"/>
+      <w:numFmt w:val="bullet"/>
+      <w:lvlText w:val="o"/>
+      <w:lvlJc w:val="left"/>
+      <w:pPr>
+        <w:ind w:left="6120" w:hanging="360"/>
+      </w:pPr>
+      <w:rPr>
+        <w:rFonts w:ascii="Courier New" w:hAnsi="Courier New" w:cs="Courier New" w:hint="default"/>
+      </w:rPr>
+    </w:lvl>
+    <w:lvl w:ilvl="8" w:tplc="04090005" w:tentative="1">
+      <w:start w:val="1"/>
+      <w:numFmt w:val="bullet"/>
+      <w:lvlText w:val=""/>
+      <w:lvlJc w:val="left"/>
+      <w:pPr>
+        <w:ind w:left="6840" w:hanging="360"/>
+      </w:pPr>
+      <w:rPr>
+        <w:rFonts w:ascii="Wingdings" w:hAnsi="Wingdings" w:hint="default"/>
+      </w:rPr>
+    </w:lvl>
+  </w:abstractNum>
+  <w:abstractNum w:abstractNumId="2" w15:restartNumberingAfterBreak="0">
     <w:nsid w:val="15767165"/>
     <w:multiLevelType w:val="hybridMultilevel"/>
     <w:tmpl w:val="1F264CB8"/>
@@ -2497,7 +3797,7 @@
       </w:pPr>
     </w:lvl>
   </w:abstractNum>
-  <w:abstractNum w:abstractNumId="2" w15:restartNumberingAfterBreak="0">
+  <w:abstractNum w:abstractNumId="3" w15:restartNumberingAfterBreak="0">
     <w:nsid w:val="18E07323"/>
     <w:multiLevelType w:val="multilevel"/>
     <w:tmpl w:val="9D240084"/>
@@ -2583,7 +3883,7 @@
       </w:pPr>
     </w:lvl>
   </w:abstractNum>
-  <w:abstractNum w:abstractNumId="3" w15:restartNumberingAfterBreak="0">
+  <w:abstractNum w:abstractNumId="4" w15:restartNumberingAfterBreak="0">
     <w:nsid w:val="1A915AE8"/>
     <w:multiLevelType w:val="multilevel"/>
     <w:tmpl w:val="6DF4AEEC"/>
@@ -2732,7 +4032,7 @@
       </w:rPr>
     </w:lvl>
   </w:abstractNum>
-  <w:abstractNum w:abstractNumId="4" w15:restartNumberingAfterBreak="0">
+  <w:abstractNum w:abstractNumId="5" w15:restartNumberingAfterBreak="0">
     <w:nsid w:val="1AA0357D"/>
     <w:multiLevelType w:val="hybridMultilevel"/>
     <w:tmpl w:val="7E5E412C"/>
@@ -2821,7 +4121,7 @@
       </w:pPr>
     </w:lvl>
   </w:abstractNum>
-  <w:abstractNum w:abstractNumId="5" w15:restartNumberingAfterBreak="0">
+  <w:abstractNum w:abstractNumId="6" w15:restartNumberingAfterBreak="0">
     <w:nsid w:val="262E781A"/>
     <w:multiLevelType w:val="hybridMultilevel"/>
     <w:tmpl w:val="1AD484B0"/>
@@ -2910,7 +4210,7 @@
       </w:pPr>
     </w:lvl>
   </w:abstractNum>
-  <w:abstractNum w:abstractNumId="6" w15:restartNumberingAfterBreak="0">
+  <w:abstractNum w:abstractNumId="7" w15:restartNumberingAfterBreak="0">
     <w:nsid w:val="2AC04121"/>
     <w:multiLevelType w:val="multilevel"/>
     <w:tmpl w:val="9D240084"/>
@@ -2997,7 +4297,7 @@
       </w:pPr>
     </w:lvl>
   </w:abstractNum>
-  <w:abstractNum w:abstractNumId="7" w15:restartNumberingAfterBreak="0">
+  <w:abstractNum w:abstractNumId="8" w15:restartNumberingAfterBreak="0">
     <w:nsid w:val="2B714479"/>
     <w:multiLevelType w:val="multilevel"/>
     <w:tmpl w:val="0798A1C6"/>
@@ -3083,7 +4383,7 @@
       </w:pPr>
     </w:lvl>
   </w:abstractNum>
-  <w:abstractNum w:abstractNumId="8" w15:restartNumberingAfterBreak="0">
+  <w:abstractNum w:abstractNumId="9" w15:restartNumberingAfterBreak="0">
     <w:nsid w:val="34A852B1"/>
     <w:multiLevelType w:val="hybridMultilevel"/>
     <w:tmpl w:val="0E8C6342"/>
@@ -3169,7 +4469,7 @@
       </w:pPr>
     </w:lvl>
   </w:abstractNum>
-  <w:abstractNum w:abstractNumId="9" w15:restartNumberingAfterBreak="0">
+  <w:abstractNum w:abstractNumId="10" w15:restartNumberingAfterBreak="0">
     <w:nsid w:val="3E1F5DEA"/>
     <w:multiLevelType w:val="multilevel"/>
     <w:tmpl w:val="69B256B8"/>
@@ -3318,7 +4618,7 @@
       </w:rPr>
     </w:lvl>
   </w:abstractNum>
-  <w:abstractNum w:abstractNumId="10" w15:restartNumberingAfterBreak="0">
+  <w:abstractNum w:abstractNumId="11" w15:restartNumberingAfterBreak="0">
     <w:nsid w:val="439B41B7"/>
     <w:multiLevelType w:val="multilevel"/>
     <w:tmpl w:val="76344518"/>
@@ -3467,7 +4767,7 @@
       </w:rPr>
     </w:lvl>
   </w:abstractNum>
-  <w:abstractNum w:abstractNumId="11" w15:restartNumberingAfterBreak="0">
+  <w:abstractNum w:abstractNumId="12" w15:restartNumberingAfterBreak="0">
     <w:nsid w:val="478B7201"/>
     <w:multiLevelType w:val="hybridMultilevel"/>
     <w:tmpl w:val="97F29C9C"/>
@@ -3553,7 +4853,7 @@
       </w:pPr>
     </w:lvl>
   </w:abstractNum>
-  <w:abstractNum w:abstractNumId="12" w15:restartNumberingAfterBreak="0">
+  <w:abstractNum w:abstractNumId="13" w15:restartNumberingAfterBreak="0">
     <w:nsid w:val="492C5F3A"/>
     <w:multiLevelType w:val="multilevel"/>
     <w:tmpl w:val="0798A1C6"/>
@@ -3639,7 +4939,7 @@
       </w:pPr>
     </w:lvl>
   </w:abstractNum>
-  <w:abstractNum w:abstractNumId="13" w15:restartNumberingAfterBreak="0">
+  <w:abstractNum w:abstractNumId="14" w15:restartNumberingAfterBreak="0">
     <w:nsid w:val="4BEC66DA"/>
     <w:multiLevelType w:val="multilevel"/>
     <w:tmpl w:val="0798A1C6"/>
@@ -3725,7 +5025,7 @@
       </w:pPr>
     </w:lvl>
   </w:abstractNum>
-  <w:abstractNum w:abstractNumId="14" w15:restartNumberingAfterBreak="0">
+  <w:abstractNum w:abstractNumId="15" w15:restartNumberingAfterBreak="0">
     <w:nsid w:val="50034281"/>
     <w:multiLevelType w:val="multilevel"/>
     <w:tmpl w:val="0798A1C6"/>
@@ -3811,7 +5111,7 @@
       </w:pPr>
     </w:lvl>
   </w:abstractNum>
-  <w:abstractNum w:abstractNumId="15" w15:restartNumberingAfterBreak="0">
+  <w:abstractNum w:abstractNumId="16" w15:restartNumberingAfterBreak="0">
     <w:nsid w:val="582B364E"/>
     <w:multiLevelType w:val="multilevel"/>
     <w:tmpl w:val="0798A1C6"/>
@@ -3897,7 +5197,120 @@
       </w:pPr>
     </w:lvl>
   </w:abstractNum>
-  <w:abstractNum w:abstractNumId="16" w15:restartNumberingAfterBreak="0">
+  <w:abstractNum w:abstractNumId="17" w15:restartNumberingAfterBreak="0">
+    <w:nsid w:val="59031A73"/>
+    <w:multiLevelType w:val="hybridMultilevel"/>
+    <w:tmpl w:val="BE648448"/>
+    <w:lvl w:ilvl="0" w:tplc="04090001">
+      <w:start w:val="1"/>
+      <w:numFmt w:val="bullet"/>
+      <w:lvlText w:val=""/>
+      <w:lvlJc w:val="left"/>
+      <w:pPr>
+        <w:ind w:left="1080" w:hanging="360"/>
+      </w:pPr>
+      <w:rPr>
+        <w:rFonts w:ascii="Symbol" w:hAnsi="Symbol" w:hint="default"/>
+      </w:rPr>
+    </w:lvl>
+    <w:lvl w:ilvl="1" w:tplc="04090003" w:tentative="1">
+      <w:start w:val="1"/>
+      <w:numFmt w:val="bullet"/>
+      <w:lvlText w:val="o"/>
+      <w:lvlJc w:val="left"/>
+      <w:pPr>
+        <w:ind w:left="1800" w:hanging="360"/>
+      </w:pPr>
+      <w:rPr>
+        <w:rFonts w:ascii="Courier New" w:hAnsi="Courier New" w:cs="Courier New" w:hint="default"/>
+      </w:rPr>
+    </w:lvl>
+    <w:lvl w:ilvl="2" w:tplc="04090005" w:tentative="1">
+      <w:start w:val="1"/>
+      <w:numFmt w:val="bullet"/>
+      <w:lvlText w:val=""/>
+      <w:lvlJc w:val="left"/>
+      <w:pPr>
+        <w:ind w:left="2520" w:hanging="360"/>
+      </w:pPr>
+      <w:rPr>
+        <w:rFonts w:ascii="Wingdings" w:hAnsi="Wingdings" w:hint="default"/>
+      </w:rPr>
+    </w:lvl>
+    <w:lvl w:ilvl="3" w:tplc="04090001" w:tentative="1">
+      <w:start w:val="1"/>
+      <w:numFmt w:val="bullet"/>
+      <w:lvlText w:val=""/>
+      <w:lvlJc w:val="left"/>
+      <w:pPr>
+        <w:ind w:left="3240" w:hanging="360"/>
+      </w:pPr>
+      <w:rPr>
+        <w:rFonts w:ascii="Symbol" w:hAnsi="Symbol" w:hint="default"/>
+      </w:rPr>
+    </w:lvl>
+    <w:lvl w:ilvl="4" w:tplc="04090003" w:tentative="1">
+      <w:start w:val="1"/>
+      <w:numFmt w:val="bullet"/>
+      <w:lvlText w:val="o"/>
+      <w:lvlJc w:val="left"/>
+      <w:pPr>
+        <w:ind w:left="3960" w:hanging="360"/>
+      </w:pPr>
+      <w:rPr>
+        <w:rFonts w:ascii="Courier New" w:hAnsi="Courier New" w:cs="Courier New" w:hint="default"/>
+      </w:rPr>
+    </w:lvl>
+    <w:lvl w:ilvl="5" w:tplc="04090005" w:tentative="1">
+      <w:start w:val="1"/>
+      <w:numFmt w:val="bullet"/>
+      <w:lvlText w:val=""/>
+      <w:lvlJc w:val="left"/>
+      <w:pPr>
+        <w:ind w:left="4680" w:hanging="360"/>
+      </w:pPr>
+      <w:rPr>
+        <w:rFonts w:ascii="Wingdings" w:hAnsi="Wingdings" w:hint="default"/>
+      </w:rPr>
+    </w:lvl>
+    <w:lvl w:ilvl="6" w:tplc="04090001" w:tentative="1">
+      <w:start w:val="1"/>
+      <w:numFmt w:val="bullet"/>
+      <w:lvlText w:val=""/>
+      <w:lvlJc w:val="left"/>
+      <w:pPr>
+        <w:ind w:left="5400" w:hanging="360"/>
+      </w:pPr>
+      <w:rPr>
+        <w:rFonts w:ascii="Symbol" w:hAnsi="Symbol" w:hint="default"/>
+      </w:rPr>
+    </w:lvl>
+    <w:lvl w:ilvl="7" w:tplc="04090003" w:tentative="1">
+      <w:start w:val="1"/>
+      <w:numFmt w:val="bullet"/>
+      <w:lvlText w:val="o"/>
+      <w:lvlJc w:val="left"/>
+      <w:pPr>
+        <w:ind w:left="6120" w:hanging="360"/>
+      </w:pPr>
+      <w:rPr>
+        <w:rFonts w:ascii="Courier New" w:hAnsi="Courier New" w:cs="Courier New" w:hint="default"/>
+      </w:rPr>
+    </w:lvl>
+    <w:lvl w:ilvl="8" w:tplc="04090005" w:tentative="1">
+      <w:start w:val="1"/>
+      <w:numFmt w:val="bullet"/>
+      <w:lvlText w:val=""/>
+      <w:lvlJc w:val="left"/>
+      <w:pPr>
+        <w:ind w:left="6840" w:hanging="360"/>
+      </w:pPr>
+      <w:rPr>
+        <w:rFonts w:ascii="Wingdings" w:hAnsi="Wingdings" w:hint="default"/>
+      </w:rPr>
+    </w:lvl>
+  </w:abstractNum>
+  <w:abstractNum w:abstractNumId="18" w15:restartNumberingAfterBreak="0">
     <w:nsid w:val="5E885C72"/>
     <w:multiLevelType w:val="hybridMultilevel"/>
     <w:tmpl w:val="9AB82AF0"/>
@@ -3986,7 +5399,7 @@
       </w:pPr>
     </w:lvl>
   </w:abstractNum>
-  <w:abstractNum w:abstractNumId="17" w15:restartNumberingAfterBreak="0">
+  <w:abstractNum w:abstractNumId="19" w15:restartNumberingAfterBreak="0">
     <w:nsid w:val="62E358B1"/>
     <w:multiLevelType w:val="hybridMultilevel"/>
     <w:tmpl w:val="7310B8F0"/>
@@ -4072,7 +5485,7 @@
       </w:pPr>
     </w:lvl>
   </w:abstractNum>
-  <w:abstractNum w:abstractNumId="18" w15:restartNumberingAfterBreak="0">
+  <w:abstractNum w:abstractNumId="20" w15:restartNumberingAfterBreak="0">
     <w:nsid w:val="64F723BA"/>
     <w:multiLevelType w:val="multilevel"/>
     <w:tmpl w:val="BF686DA6"/>
@@ -4185,7 +5598,7 @@
       </w:pPr>
     </w:lvl>
   </w:abstractNum>
-  <w:abstractNum w:abstractNumId="19" w15:restartNumberingAfterBreak="0">
+  <w:abstractNum w:abstractNumId="21" w15:restartNumberingAfterBreak="0">
     <w:nsid w:val="657F0095"/>
     <w:multiLevelType w:val="hybridMultilevel"/>
     <w:tmpl w:val="619CF6A2"/>
@@ -4274,7 +5687,7 @@
       </w:pPr>
     </w:lvl>
   </w:abstractNum>
-  <w:abstractNum w:abstractNumId="20" w15:restartNumberingAfterBreak="0">
+  <w:abstractNum w:abstractNumId="22" w15:restartNumberingAfterBreak="0">
     <w:nsid w:val="7C925288"/>
     <w:multiLevelType w:val="multilevel"/>
     <w:tmpl w:val="F7D695C2"/>
@@ -4360,7 +5773,7 @@
       </w:pPr>
     </w:lvl>
   </w:abstractNum>
-  <w:abstractNum w:abstractNumId="21" w15:restartNumberingAfterBreak="0">
+  <w:abstractNum w:abstractNumId="23" w15:restartNumberingAfterBreak="0">
     <w:nsid w:val="7D3478B4"/>
     <w:multiLevelType w:val="multilevel"/>
     <w:tmpl w:val="0798A1C6"/>
@@ -4447,70 +5860,76 @@
     </w:lvl>
   </w:abstractNum>
   <w:num w:numId="1" w16cid:durableId="1151215245">
-    <w:abstractNumId w:val="12"/>
+    <w:abstractNumId w:val="13"/>
   </w:num>
   <w:num w:numId="2" w16cid:durableId="1798449598">
     <w:abstractNumId w:val="0"/>
   </w:num>
   <w:num w:numId="3" w16cid:durableId="463044039">
+    <w:abstractNumId w:val="3"/>
+  </w:num>
+  <w:num w:numId="4" w16cid:durableId="1718897414">
+    <w:abstractNumId w:val="22"/>
+  </w:num>
+  <w:num w:numId="5" w16cid:durableId="1610700889">
+    <w:abstractNumId w:val="7"/>
+  </w:num>
+  <w:num w:numId="6" w16cid:durableId="254434972">
+    <w:abstractNumId w:val="5"/>
+  </w:num>
+  <w:num w:numId="7" w16cid:durableId="1717001483">
+    <w:abstractNumId w:val="12"/>
+  </w:num>
+  <w:num w:numId="8" w16cid:durableId="2081318305">
     <w:abstractNumId w:val="2"/>
   </w:num>
-  <w:num w:numId="4" w16cid:durableId="1718897414">
+  <w:num w:numId="9" w16cid:durableId="2138335904">
+    <w:abstractNumId w:val="18"/>
+  </w:num>
+  <w:num w:numId="10" w16cid:durableId="1810512845">
+    <w:abstractNumId w:val="19"/>
+  </w:num>
+  <w:num w:numId="11" w16cid:durableId="1820801879">
+    <w:abstractNumId w:val="21"/>
+  </w:num>
+  <w:num w:numId="12" w16cid:durableId="1678535491">
+    <w:abstractNumId w:val="9"/>
+  </w:num>
+  <w:num w:numId="13" w16cid:durableId="498810276">
+    <w:abstractNumId w:val="23"/>
+  </w:num>
+  <w:num w:numId="14" w16cid:durableId="1832286317">
+    <w:abstractNumId w:val="15"/>
+  </w:num>
+  <w:num w:numId="15" w16cid:durableId="414009436">
+    <w:abstractNumId w:val="8"/>
+  </w:num>
+  <w:num w:numId="16" w16cid:durableId="1939828705">
+    <w:abstractNumId w:val="14"/>
+  </w:num>
+  <w:num w:numId="17" w16cid:durableId="1324624900">
+    <w:abstractNumId w:val="16"/>
+  </w:num>
+  <w:num w:numId="18" w16cid:durableId="514003951">
+    <w:abstractNumId w:val="10"/>
+  </w:num>
+  <w:num w:numId="19" w16cid:durableId="134223846">
     <w:abstractNumId w:val="20"/>
   </w:num>
-  <w:num w:numId="5" w16cid:durableId="1610700889">
+  <w:num w:numId="20" w16cid:durableId="2051612701">
     <w:abstractNumId w:val="6"/>
   </w:num>
-  <w:num w:numId="6" w16cid:durableId="254434972">
+  <w:num w:numId="21" w16cid:durableId="53897182">
     <w:abstractNumId w:val="4"/>
   </w:num>
-  <w:num w:numId="7" w16cid:durableId="1717001483">
+  <w:num w:numId="22" w16cid:durableId="302853284">
     <w:abstractNumId w:val="11"/>
   </w:num>
-  <w:num w:numId="8" w16cid:durableId="2081318305">
-    <w:abstractNumId w:val="1"/>
-  </w:num>
-  <w:num w:numId="9" w16cid:durableId="2138335904">
-    <w:abstractNumId w:val="16"/>
-  </w:num>
-  <w:num w:numId="10" w16cid:durableId="1810512845">
+  <w:num w:numId="23" w16cid:durableId="1120034053">
     <w:abstractNumId w:val="17"/>
   </w:num>
-  <w:num w:numId="11" w16cid:durableId="1820801879">
-    <w:abstractNumId w:val="19"/>
-  </w:num>
-  <w:num w:numId="12" w16cid:durableId="1678535491">
-    <w:abstractNumId w:val="8"/>
-  </w:num>
-  <w:num w:numId="13" w16cid:durableId="498810276">
-    <w:abstractNumId w:val="21"/>
-  </w:num>
-  <w:num w:numId="14" w16cid:durableId="1832286317">
-    <w:abstractNumId w:val="14"/>
-  </w:num>
-  <w:num w:numId="15" w16cid:durableId="414009436">
-    <w:abstractNumId w:val="7"/>
-  </w:num>
-  <w:num w:numId="16" w16cid:durableId="1939828705">
-    <w:abstractNumId w:val="13"/>
-  </w:num>
-  <w:num w:numId="17" w16cid:durableId="1324624900">
-    <w:abstractNumId w:val="15"/>
-  </w:num>
-  <w:num w:numId="18" w16cid:durableId="514003951">
-    <w:abstractNumId w:val="9"/>
-  </w:num>
-  <w:num w:numId="19" w16cid:durableId="134223846">
-    <w:abstractNumId w:val="18"/>
-  </w:num>
-  <w:num w:numId="20" w16cid:durableId="2051612701">
-    <w:abstractNumId w:val="5"/>
-  </w:num>
-  <w:num w:numId="21" w16cid:durableId="53897182">
-    <w:abstractNumId w:val="3"/>
-  </w:num>
-  <w:num w:numId="22" w16cid:durableId="302853284">
-    <w:abstractNumId w:val="10"/>
+  <w:num w:numId="24" w16cid:durableId="198275106">
+    <w:abstractNumId w:val="1"/>
   </w:num>
 </w:numbering>
 </file>
@@ -5033,7 +6452,6 @@
   <w:style w:type="character" w:default="1" w:styleId="DefaultParagraphFont">
     <w:name w:val="Default Paragraph Font"/>
     <w:uiPriority w:val="1"/>
-    <w:semiHidden/>
     <w:unhideWhenUsed/>
   </w:style>
   <w:style w:type="table" w:default="1" w:styleId="TableNormal">
